--- a/docs/running-locally.docx
+++ b/docs/running-locally.docx
@@ -622,7 +622,7 @@
           <w:sz w:val="20"/>
           <w:szCs w:val="20"/>
         </w:rPr>
-        <w:t xml:space="preserve">uvicorn app.main:app --reload --port 8000</w:t>
+        <w:t xml:space="preserve">uvicorn app.main:app --reload --host 0.0.0.0 --port 8000</w:t>
       </w:r>
     </w:p>
     <w:p>
@@ -651,7 +651,7 @@
           <w:sz w:val="20"/>
           <w:szCs w:val="20"/>
         </w:rPr>
-        <w:t xml:space="preserve">INFO:     Uvicorn running on http://127.0.0.1:8000</w:t>
+        <w:t xml:space="preserve">INFO:     Uvicorn running on http://0.0.0.0:8000</w:t>
       </w:r>
       <w:r>
         <w:br/>
@@ -668,6 +668,61 @@
     </w:p>
     <w:p>
       <w:pPr>
+        <w:pBdr>
+          <w:left w:val="single" w:color="D64545" w:sz="18" w:space="8"/>
+        </w:pBdr>
+        <w:shd w:fill="FFF1F0" w:val="clear"/>
+        <w:spacing w:after="160" w:before="120"/>
+        <w:ind w:left="200"/>
+      </w:pPr>
+      <w:r>
+        <w:rPr>
+          <w:b/>
+          <w:bCs/>
+          <w:i/>
+          <w:iCs/>
+        </w:rPr>
+        <w:t xml:space="preserve">Common failure: </w:t>
+      </w:r>
+      <w:r>
+        <w:rPr>
+          <w:rFonts w:ascii="Consolas" w:cs="Consolas" w:eastAsia="Consolas" w:hAnsi="Consolas"/>
+          <w:color w:val="AD1457"/>
+          <w:sz w:val="20"/>
+          <w:szCs w:val="20"/>
+        </w:rPr>
+        <w:t xml:space="preserve">--host 0.0.0.0</w:t>
+      </w:r>
+      <w:r>
+        <w:t xml:space="preserve"> is required, not optional, once a phone needs to reach this server. Without it, uvicorn defaults to binding </w:t>
+      </w:r>
+      <w:r>
+        <w:rPr>
+          <w:rFonts w:ascii="Consolas" w:cs="Consolas" w:eastAsia="Consolas" w:hAnsi="Consolas"/>
+          <w:color w:val="AD1457"/>
+          <w:sz w:val="20"/>
+          <w:szCs w:val="20"/>
+        </w:rPr>
+        <w:t xml:space="preserve">127.0.0.1</w:t>
+      </w:r>
+      <w:r>
+        <w:t xml:space="preserve"> — reachable only from this same machine. The backend will pass every </w:t>
+      </w:r>
+      <w:r>
+        <w:rPr>
+          <w:rFonts w:ascii="Consolas" w:cs="Consolas" w:eastAsia="Consolas" w:hAnsi="Consolas"/>
+          <w:color w:val="AD1457"/>
+          <w:sz w:val="20"/>
+          <w:szCs w:val="20"/>
+        </w:rPr>
+        <w:t xml:space="preserve">curl localhost:8000/...</w:t>
+      </w:r>
+      <w:r>
+        <w:t xml:space="preserve"> check, start with no errors, and still be completely unreachable from your phone, because the phone is a different device on the network. This is the single most common cause of the mobile app showing "Something went wrong" when creating an account or logging in — the request never leaves the phone's network stack; there is no HTTP error to show, just a connection failure. If you've already started the server without this flag, stop it (Ctrl+C) and rerun the command above.</w:t>
+      </w:r>
+    </w:p>
+    <w:p>
+      <w:pPr>
         <w:pStyle w:val="Heading2"/>
         <w:spacing w:after="140" w:before="280"/>
       </w:pPr>
@@ -680,7 +735,7 @@
         <w:spacing w:after="160"/>
       </w:pPr>
       <w:r>
-        <w:t xml:space="preserve">In a separate terminal (or your browser):</w:t>
+        <w:t xml:space="preserve">In a separate terminal (or your browser), check both addresses — not just localhost:</w:t>
       </w:r>
     </w:p>
     <w:p>
@@ -703,13 +758,25 @@
         </w:rPr>
         <w:t xml:space="preserve">curl http://localhost:8000/health</w:t>
       </w:r>
+      <w:r>
+        <w:br/>
+        <w:t xml:space="preserve"/>
+      </w:r>
+      <w:r>
+        <w:rPr>
+          <w:rFonts w:ascii="Consolas" w:cs="Consolas" w:eastAsia="Consolas" w:hAnsi="Consolas"/>
+          <w:sz w:val="20"/>
+          <w:szCs w:val="20"/>
+        </w:rPr>
+        <w:t xml:space="preserve">curl http://&lt;your LAN IP from step 0&gt;:8000/health   # this one is what actually proves the phone can reach it</w:t>
+      </w:r>
     </w:p>
     <w:p>
       <w:pPr>
         <w:spacing w:after="160"/>
       </w:pPr>
       <w:r>
-        <w:t xml:space="preserve">Expect: </w:t>
+        <w:t xml:space="preserve">Expect both to return: </w:t>
       </w:r>
       <w:r>
         <w:rPr>
@@ -758,19 +825,19 @@
         <w:t xml:space="preserve">Note: </w:t>
       </w:r>
       <w:r>
-        <w:t xml:space="preserve">If port 8000 is already used by something else on your machine, start on another port instead — </w:t>
-      </w:r>
-      <w:r>
-        <w:rPr>
-          <w:rFonts w:ascii="Consolas" w:cs="Consolas" w:eastAsia="Consolas" w:hAnsi="Consolas"/>
-          <w:color w:val="AD1457"/>
-          <w:sz w:val="20"/>
-          <w:szCs w:val="20"/>
-        </w:rPr>
-        <w:t xml:space="preserve">uvicorn app.main:app --reload --port 8001</w:t>
-      </w:r>
-      <w:r>
-        <w:t xml:space="preserve"> — and use that port number everywhere below.</w:t>
+        <w:t xml:space="preserve">If port 8000 is already used by something else on your machine, start on another port instead — add </w:t>
+      </w:r>
+      <w:r>
+        <w:rPr>
+          <w:rFonts w:ascii="Consolas" w:cs="Consolas" w:eastAsia="Consolas" w:hAnsi="Consolas"/>
+          <w:color w:val="AD1457"/>
+          <w:sz w:val="20"/>
+          <w:szCs w:val="20"/>
+        </w:rPr>
+        <w:t xml:space="preserve">--port 8001</w:t>
+      </w:r>
+      <w:r>
+        <w:t xml:space="preserve"> to the command in 1.4 — and use that port number everywhere below, including in the LAN-IP check above.</w:t>
       </w:r>
     </w:p>
     <w:p>
@@ -955,6 +1022,52 @@
       </w:r>
       <w:r>
         <w:t xml:space="preserve"> — the phone is a separate device on the network and can't resolve those to your dev machine.</w:t>
+      </w:r>
+    </w:p>
+    <w:p>
+      <w:pPr>
+        <w:pBdr>
+          <w:left w:val="single" w:color="1F6FEB" w:sz="18" w:space="8"/>
+        </w:pBdr>
+        <w:shd w:fill="EFF6FF" w:val="clear"/>
+        <w:spacing w:after="160" w:before="120"/>
+        <w:ind w:left="200"/>
+      </w:pPr>
+      <w:r>
+        <w:rPr>
+          <w:b/>
+          <w:bCs/>
+          <w:i/>
+          <w:iCs/>
+        </w:rPr>
+        <w:t xml:space="preserve">Note: </w:t>
+      </w:r>
+      <w:r>
+        <w:t xml:space="preserve">This value alone is not enough if the backend itself is only listening on </w:t>
+      </w:r>
+      <w:r>
+        <w:rPr>
+          <w:rFonts w:ascii="Consolas" w:cs="Consolas" w:eastAsia="Consolas" w:hAnsi="Consolas"/>
+          <w:color w:val="AD1457"/>
+          <w:sz w:val="20"/>
+          <w:szCs w:val="20"/>
+        </w:rPr>
+        <w:t xml:space="preserve">127.0.0.1</w:t>
+      </w:r>
+      <w:r>
+        <w:t xml:space="preserve"> — see the "Common failure" callout in step 1.4. Confirm with the LAN-IP </w:t>
+      </w:r>
+      <w:r>
+        <w:rPr>
+          <w:rFonts w:ascii="Consolas" w:cs="Consolas" w:eastAsia="Consolas" w:hAnsi="Consolas"/>
+          <w:color w:val="AD1457"/>
+          <w:sz w:val="20"/>
+          <w:szCs w:val="20"/>
+        </w:rPr>
+        <w:t xml:space="preserve">curl</w:t>
+      </w:r>
+      <w:r>
+        <w:t xml:space="preserve"> check in step 1.5 before assuming the app's config is wrong.</w:t>
       </w:r>
     </w:p>
     <w:p>
@@ -1177,9 +1290,9 @@
     <w:p>
       <w:pPr>
         <w:pBdr>
-          <w:left w:val="single" w:color="1F6FEB" w:sz="18" w:space="8"/>
-        </w:pBdr>
-        <w:shd w:fill="EFF6FF" w:val="clear"/>
+          <w:left w:val="single" w:color="D64545" w:sz="18" w:space="8"/>
+        </w:pBdr>
+        <w:shd w:fill="FFF1F0" w:val="clear"/>
         <w:spacing w:after="160" w:before="120"/>
         <w:ind w:left="200"/>
       </w:pPr>
@@ -1190,10 +1303,22 @@
           <w:i/>
           <w:iCs/>
         </w:rPr>
-        <w:t xml:space="preserve">Note: </w:t>
-      </w:r>
-      <w:r>
-        <w:t xml:space="preserve">If "Could not start ride" appears, double check step 2.2 — it's almost always the wrong </w:t>
+        <w:t xml:space="preserve">Common failure: </w:t>
+      </w:r>
+      <w:r>
+        <w:t xml:space="preserve">"Something went wrong" on Create account / Log in means the app's fetch call never got a response at all (a real HTTP error, like a wrong password, shows a specific message instead). Check, in order: (1) the backend is running with </w:t>
+      </w:r>
+      <w:r>
+        <w:rPr>
+          <w:rFonts w:ascii="Consolas" w:cs="Consolas" w:eastAsia="Consolas" w:hAnsi="Consolas"/>
+          <w:color w:val="AD1457"/>
+          <w:sz w:val="20"/>
+          <w:szCs w:val="20"/>
+        </w:rPr>
+        <w:t xml:space="preserve">--host 0.0.0.0</w:t>
+      </w:r>
+      <w:r>
+        <w:t xml:space="preserve"> per step 1.4 — this is the most common cause; (2) </w:t>
       </w:r>
       <w:r>
         <w:rPr>
@@ -1205,7 +1330,31 @@
         <w:t xml:space="preserve">API_BASE_URL</w:t>
       </w:r>
       <w:r>
-        <w:t xml:space="preserve">, or the phone and dev machine being on different networks (e.g. phone on cellular data, or a guest Wi-Fi network that isolates devices from each other).</w:t>
+        <w:t xml:space="preserve"> in </w:t>
+      </w:r>
+      <w:r>
+        <w:rPr>
+          <w:rFonts w:ascii="Consolas" w:cs="Consolas" w:eastAsia="Consolas" w:hAnsi="Consolas"/>
+          <w:color w:val="AD1457"/>
+          <w:sz w:val="20"/>
+          <w:szCs w:val="20"/>
+        </w:rPr>
+        <w:t xml:space="preserve">src/api/config.ts</w:t>
+      </w:r>
+      <w:r>
+        <w:t xml:space="preserve"> is your LAN IP, not </w:t>
+      </w:r>
+      <w:r>
+        <w:rPr>
+          <w:rFonts w:ascii="Consolas" w:cs="Consolas" w:eastAsia="Consolas" w:hAnsi="Consolas"/>
+          <w:color w:val="AD1457"/>
+          <w:sz w:val="20"/>
+          <w:szCs w:val="20"/>
+        </w:rPr>
+        <w:t xml:space="preserve">localhost</w:t>
+      </w:r>
+      <w:r>
+        <w:t xml:space="preserve">; (3) the phone and dev machine are on the same Wi-Fi network, not a guest network that isolates devices, and the phone isn't on cellular data; (4) a firewall on your dev machine isn't blocking the port.</w:t>
       </w:r>
     </w:p>
     <w:p>
@@ -1698,7 +1847,7 @@
           <w:sz w:val="20"/>
           <w:szCs w:val="20"/>
         </w:rPr>
-        <w:t xml:space="preserve">cd backend &amp;&amp; source .venv/bin/activate &amp;&amp; uvicorn app.main:app --reload --port 8000</w:t>
+        <w:t xml:space="preserve">cd backend &amp;&amp; source .venv/bin/activate &amp;&amp; uvicorn app.main:app --reload --host 0.0.0.0 --port 8000</w:t>
       </w:r>
       <w:r>
         <w:br/>
@@ -1820,7 +1969,7 @@
       <w:pPr>
         <w:spacing w:after="160"/>
       </w:pPr>
-      <w:hyperlink w:history="1" r:id="rIdetrg75ngevnmgf4tc_ui9">
+      <w:hyperlink w:history="1" r:id="rId3zmhj_fdg68ny5hvewfc8">
         <w:r>
           <w:rPr>
             <w:rStyle w:val="Hyperlink"/>
